--- a/uploads/cv/KLSB_yash-jayeshkumar-shah_5136.docx
+++ b/uploads/cv/KLSB_yash-jayeshkumar-shah_5136.docx
@@ -110,7 +110,7 @@
                 <w:spacing w:val="-1"/>
                 <w:lang w:val="en-GB"/>
               </w:rPr>
-              <w:t xml:space="preserve">YASH JAYESHKUMAR SHAH</w:t>
+              <w:t>YASH JAYESHKUMAR SHAH</w:t>
             </w:r>
           </w:p>
         </w:tc>
@@ -334,7 +334,7 @@
                 <w:spacing w:val="-1"/>
                 <w:lang w:val="en-GB"/>
               </w:rPr>
-              <w:t xml:space="preserve">SPPID DESIGNER</w:t>
+              <w:t>SPPID DESIGNER</w:t>
             </w:r>
           </w:p>
         </w:tc>
@@ -519,7 +519,7 @@
                 <w:spacing w:val="-1"/>
                 <w:lang w:val="en-GB"/>
               </w:rPr>
-              <w:t xml:space="preserve">3rd November 1997</w:t>
+              <w:t>3rd November 1997</w:t>
             </w:r>
           </w:p>
         </w:tc>
@@ -705,7 +705,7 @@
                 <w:spacing w:val="-1"/>
                 <w:lang w:val="en-GB"/>
               </w:rPr>
-              <w:t xml:space="preserve">INDIAN</w:t>
+              <w:t>INDIAN</w:t>
             </w:r>
           </w:p>
         </w:tc>
@@ -883,15 +883,6 @@
                 <w:lang w:val="en-GB"/>
               </w:rPr>
             </w:pPr>
-            <w:r>
-              <w:rPr>
-                <w:rFonts w:ascii="Calibri" w:eastAsia="Times New Roman" w:hAnsi="Calibri" w:cs="Times New Roman"/>
-                <w:b/>
-                <w:spacing w:val="-1"/>
-                <w:lang w:val="en-GB"/>
-              </w:rPr>
-              <w:t xml:space="preserve"/>
-            </w:r>
           </w:p>
         </w:tc>
         <w:tc>
@@ -1303,11 +1294,14 @@
           </w:tcPr>
           <w:p>
             <w:r>
-              <w:t xml:space="preserve">2016 – 2019</w:t>
+              <w:t>2016 – 2019</w:t>
+            </w:r>
+            <w:r>
               <w:br/>
-              <w:t xml:space="preserve"/>
+            </w:r>
+            <w:r>
               <w:br/>
-              <w:t xml:space="preserve">2013 – 2016</w:t>
+              <w:t>2013 – 2016</w:t>
             </w:r>
           </w:p>
         </w:tc>
@@ -1323,15 +1317,22 @@
           </w:tcPr>
           <w:p>
             <w:r>
-              <w:t xml:space="preserve">Bachelor of Engineering in Mechanical</w:t>
+              <w:t>Bachelor of Engineering in Mechanical</w:t>
+            </w:r>
+            <w:r>
               <w:br/>
-              <w:t xml:space="preserve">Parul University</w:t>
+              <w:t>Parul University</w:t>
+            </w:r>
+            <w:r>
               <w:br/>
-              <w:t xml:space="preserve"/>
+            </w:r>
+            <w:r>
               <w:br/>
-              <w:t xml:space="preserve">Diploma Engineering in Mechanical</w:t>
+              <w:t>Diploma Engineering in Mechanical</w:t>
+            </w:r>
+            <w:r>
               <w:br/>
-              <w:t xml:space="preserve">Gujarat Technological University</w:t>
+              <w:t>Gujarat Technological University</w:t>
             </w:r>
           </w:p>
         </w:tc>
@@ -1399,76 +1400,13 @@
           <w:rFonts w:ascii="Calibri" w:eastAsia="Times New Roman" w:hAnsi="Calibri" w:cs="Calibri"/>
           <w:lang w:val="en-GB"/>
         </w:rPr>
-        <w:t xml:space="preserve">Experienced and detail-oriented SPPID Process design and User with a strong background in Smart Plant P (SPPID) setup, configuration, and administration. Over 5 years of hands-on experience supporting engineering and design teams by customizing symbols and reports, maintaining data integrity across engineering deliverables.</w:t>
+        <w:t>Experienced and detail-oriented SPPID Process design and User with a strong background in Smart Plant P (SPPID) setup, configuration, and administration. Over 5 years of hands-on experience supporting engineering and design teams by customizing symbols and reports, maintaining data integrity across engineering deliverables.</w:t>
       </w:r>
     </w:p>
     <w:p>
       <w:pPr>
         <w:spacing w:after="0" w:line="240" w:lineRule="auto"/>
         <w:ind w:firstLine="720"/>
-        <w:rPr>
-          <w:rFonts w:ascii="Calibri" w:eastAsia="Times New Roman" w:hAnsi="Calibri" w:cs="Calibri"/>
-          <w:lang w:val="en-GB"/>
-        </w:rPr>
-      </w:pPr>
-    </w:p>
-    <w:p>
-      <w:pPr>
-        <w:spacing w:after="0" w:line="240" w:lineRule="auto"/>
-        <w:rPr>
-          <w:rFonts w:ascii="Calibri" w:eastAsia="Times New Roman" w:hAnsi="Calibri" w:cs="Calibri"/>
-          <w:lang w:val="en-GB"/>
-        </w:rPr>
-      </w:pPr>
-    </w:p>
-    <w:p>
-      <w:pPr>
-        <w:spacing w:after="0" w:line="240" w:lineRule="auto"/>
-        <w:rPr>
-          <w:rFonts w:ascii="Calibri" w:eastAsia="Times New Roman" w:hAnsi="Calibri" w:cs="Calibri"/>
-          <w:lang w:val="en-GB"/>
-        </w:rPr>
-      </w:pPr>
-    </w:p>
-    <w:p>
-      <w:pPr>
-        <w:spacing w:after="0" w:line="240" w:lineRule="auto"/>
-        <w:rPr>
-          <w:rFonts w:ascii="Calibri" w:eastAsia="Times New Roman" w:hAnsi="Calibri" w:cs="Calibri"/>
-          <w:lang w:val="en-GB"/>
-        </w:rPr>
-      </w:pPr>
-    </w:p>
-    <w:p>
-      <w:pPr>
-        <w:spacing w:after="0" w:line="240" w:lineRule="auto"/>
-        <w:rPr>
-          <w:rFonts w:ascii="Calibri" w:eastAsia="Times New Roman" w:hAnsi="Calibri" w:cs="Calibri"/>
-          <w:lang w:val="en-GB"/>
-        </w:rPr>
-      </w:pPr>
-    </w:p>
-    <w:p>
-      <w:pPr>
-        <w:spacing w:after="0" w:line="240" w:lineRule="auto"/>
-        <w:rPr>
-          <w:rFonts w:ascii="Calibri" w:eastAsia="Times New Roman" w:hAnsi="Calibri" w:cs="Calibri"/>
-          <w:lang w:val="en-GB"/>
-        </w:rPr>
-      </w:pPr>
-    </w:p>
-    <w:p>
-      <w:pPr>
-        <w:spacing w:after="0" w:line="240" w:lineRule="auto"/>
-        <w:rPr>
-          <w:rFonts w:ascii="Calibri" w:eastAsia="Times New Roman" w:hAnsi="Calibri" w:cs="Calibri"/>
-          <w:lang w:val="en-GB"/>
-        </w:rPr>
-      </w:pPr>
-    </w:p>
-    <w:p>
-      <w:pPr>
-        <w:spacing w:after="0" w:line="240" w:lineRule="auto"/>
         <w:rPr>
           <w:rFonts w:ascii="Calibri" w:eastAsia="Times New Roman" w:hAnsi="Calibri" w:cs="Calibri"/>
           <w:lang w:val="en-GB"/>
@@ -1588,519 +1526,780 @@
     <w:p>
       <w:pPr>
         <w:spacing w:after="0" w:line="240" w:lineRule="auto"/>
+      </w:pPr>
+      <w:bookmarkStart w:id="0" w:name="_Hlk192254703"/>
+      <w:proofErr w:type="gramStart"/>
+      <w:r>
+        <w:rPr>
+          <w:rFonts w:ascii="Calibri" w:eastAsia="Times New Roman" w:hAnsi="Calibri" w:cs="Times New Roman"/>
+          <w:b/>
+          <w:bCs/>
+        </w:rPr>
+        <w:t>Year :</w:t>
+      </w:r>
+      <w:proofErr w:type="gramEnd"/>
+      <w:r>
+        <w:rPr>
+          <w:rFonts w:ascii="Calibri" w:eastAsia="Times New Roman" w:hAnsi="Calibri" w:cs="Times New Roman"/>
+          <w:b/>
+          <w:bCs/>
+        </w:rPr>
+        <w:t xml:space="preserve"> 2025 - Present</w:t>
+      </w:r>
+      <w:r>
+        <w:br/>
+      </w:r>
+      <w:proofErr w:type="gramStart"/>
+      <w:r>
+        <w:rPr>
+          <w:b/>
+        </w:rPr>
+        <w:t>Company :</w:t>
+      </w:r>
+      <w:proofErr w:type="gramEnd"/>
+      <w:r>
+        <w:rPr>
+          <w:b/>
+        </w:rPr>
+        <w:t xml:space="preserve"> PM Group</w:t>
+      </w:r>
+      <w:r>
+        <w:br/>
+      </w:r>
+      <w:proofErr w:type="gramStart"/>
+      <w:r>
+        <w:rPr>
+          <w:b/>
+        </w:rPr>
+        <w:t>Position :</w:t>
+      </w:r>
+      <w:proofErr w:type="gramEnd"/>
+      <w:r>
+        <w:rPr>
+          <w:b/>
+        </w:rPr>
+        <w:t xml:space="preserve"> SPPID Designer</w:t>
+      </w:r>
+      <w:r>
+        <w:br/>
+      </w:r>
+      <w:r>
+        <w:br/>
+      </w:r>
+      <w:r>
+        <w:rPr>
+          <w:b/>
+        </w:rPr>
+        <w:t>Job Description:</w:t>
+      </w:r>
+    </w:p>
+    <w:p>
+      <w:pPr>
+        <w:pStyle w:val="ListParagraph"/>
+        <w:numPr>
+          <w:ilvl w:val="0"/>
+          <w:numId w:val="13"/>
+        </w:numPr>
+        <w:spacing w:after="0" w:line="240" w:lineRule="auto"/>
         <w:rPr>
           <w:rFonts w:ascii="Calibri" w:eastAsia="Times New Roman" w:hAnsi="Calibri" w:cs="Times New Roman"/>
           <w:bCs/>
           <w:lang w:val="en-GB"/>
         </w:rPr>
       </w:pPr>
-      <w:bookmarkStart w:id="0" w:name="_Hlk192254703"/>
       <w:r>
+        <w:t xml:space="preserve">Configure and customize templates, drawing settings, and symbols in Hexagon </w:t>
+      </w:r>
+      <w:r>
+        <w:t xml:space="preserve">   </w:t>
+      </w:r>
+      <w:r>
+        <w:t>SPPID to suit specific project requirements and client needs.</w:t>
+      </w:r>
+    </w:p>
+    <w:p>
+      <w:pPr>
+        <w:pStyle w:val="ListParagraph"/>
+        <w:numPr>
+          <w:ilvl w:val="0"/>
+          <w:numId w:val="13"/>
+        </w:numPr>
+        <w:spacing w:after="0" w:line="240" w:lineRule="auto"/>
         <w:rPr>
           <w:rFonts w:ascii="Calibri" w:eastAsia="Times New Roman" w:hAnsi="Calibri" w:cs="Times New Roman"/>
           <w:bCs/>
+          <w:lang w:val="en-GB"/>
         </w:rPr>
-        <w:t xml:space="preserve">
-          <w:r>
-            <w:rPr>
-              <w:b/>
-            </w:rPr>
-            <w:t xml:space="preserve">Year : 2025 - Present</w:t>
-          </w:r>
-          <w:r>
-            <w:t xml:space="preserve"/>
-            <w:br/>
-            <w:t xml:space="preserve"/>
-          </w:r>
-          <w:r>
-            <w:rPr>
-              <w:b/>
-            </w:rPr>
-            <w:t xml:space="preserve">Company : PM Group</w:t>
-          </w:r>
-          <w:r>
-            <w:t xml:space="preserve"/>
-            <w:br/>
-            <w:t xml:space="preserve"/>
-          </w:r>
-          <w:r>
-            <w:rPr>
-              <w:b/>
-            </w:rPr>
-            <w:t xml:space="preserve">Position : SPPID Designer</w:t>
-          </w:r>
-          <w:r>
-            <w:t xml:space="preserve"/>
-            <w:br/>
-            <w:t xml:space="preserve"/>
-          </w:r>
-          <w:r>
-            <w:t xml:space="preserve"/>
-            <w:br/>
-            <w:t xml:space="preserve"/>
-          </w:r>
-          <w:r>
-            <w:rPr>
-              <w:b/>
-            </w:rPr>
-            <w:t xml:space="preserve">Job Description:</w:t>
-          </w:r>
-          <w:r>
-            <w:t xml:space="preserve"/>
-            <w:br/>
-            <w:t xml:space="preserve"/>
-          </w:r>
-          <w:r>
-            <w:t xml:space="preserve">    • Configure and customize templates, drawing settings, and symbols in Hexagon SPPID to suit specific project requirements and client needs.</w:t>
-          </w:r>
-          <w:r>
-            <w:t xml:space="preserve"/>
-            <w:br/>
-            <w:t xml:space="preserve"/>
-          </w:r>
-          <w:r>
-            <w:t xml:space="preserve">    • Supporting Admin activity on SPPID tool.</w:t>
-          </w:r>
-          <w:r>
-            <w:t xml:space="preserve"/>
-            <w:br/>
-            <w:t xml:space="preserve"/>
-          </w:r>
-          <w:r>
-            <w:t xml:space="preserve">    • Resolve inconsistencies found on PIDs.</w:t>
-          </w:r>
-          <w:r>
-            <w:t xml:space="preserve"/>
-            <w:br/>
-            <w:t xml:space="preserve"/>
-          </w:r>
-          <w:r>
-            <w:t xml:space="preserve">    • Hands-on experience on red markup works in PID.</w:t>
-          </w:r>
-          <w:r>
-            <w:t xml:space="preserve"/>
-            <w:br/>
-            <w:t xml:space="preserve"/>
-          </w:r>
-          <w:r>
-            <w:t xml:space="preserve">    • Check drawing and designs produced to maintain a high level of dimensional accuracy and consistency.</w:t>
-          </w:r>
-          <w:r>
-            <w:t xml:space="preserve"/>
-            <w:br/>
-            <w:t xml:space="preserve"/>
-          </w:r>
-          <w:r>
-            <w:t xml:space="preserve">    • Interact with team on a regular basis to troubleshoot and clarify PID issues.</w:t>
-          </w:r>
-          <w:r>
-            <w:t xml:space="preserve"/>
-            <w:br/>
-            <w:t xml:space="preserve"/>
-          </w:r>
-          <w:r>
-            <w:t xml:space="preserve">    • Deliver project reports that include mechanical equipment list, line list, instrument list, valve list, specialty items etc.</w:t>
-          </w:r>
-          <w:r>
-            <w:t xml:space="preserve"/>
-            <w:br/>
-            <w:t xml:space="preserve"/>
-          </w:r>
-          <w:r>
-            <w:t xml:space="preserve">    • Perform drawing revision, updating, global validation  DB check-ups.</w:t>
-          </w:r>
-          <w:r>
-            <w:t xml:space="preserve"/>
-            <w:br/>
-            <w:t xml:space="preserve"/>
-          </w:r>
-          <w:r>
-            <w:t xml:space="preserve"/>
-            <w:br/>
-            <w:t xml:space="preserve"/>
-          </w:r>
-          <w:r>
-            <w:rPr>
-              <w:b/>
-            </w:rPr>
-            <w:t xml:space="preserve">Year : 2024 - 2025</w:t>
-          </w:r>
-          <w:r>
-            <w:t xml:space="preserve"/>
-            <w:br/>
-            <w:t xml:space="preserve"/>
-          </w:r>
-          <w:r>
-            <w:rPr>
-              <w:b/>
-            </w:rPr>
-            <w:t xml:space="preserve">Company : Worley Services India Private Ltd.</w:t>
-          </w:r>
-          <w:r>
-            <w:t xml:space="preserve"/>
-            <w:br/>
-            <w:t xml:space="preserve"/>
-          </w:r>
-          <w:r>
-            <w:rPr>
-              <w:b/>
-            </w:rPr>
-            <w:t xml:space="preserve">Position : Process Designer</w:t>
-          </w:r>
-          <w:r>
-            <w:t xml:space="preserve"/>
-            <w:br/>
-            <w:t xml:space="preserve"/>
-          </w:r>
-          <w:r>
-            <w:t xml:space="preserve"/>
-            <w:br/>
-            <w:t xml:space="preserve"/>
-          </w:r>
-          <w:r>
-            <w:rPr>
-              <w:b/>
-            </w:rPr>
-            <w:t xml:space="preserve">Job Description:</w:t>
-          </w:r>
-          <w:r>
-            <w:t xml:space="preserve"/>
-            <w:br/>
-            <w:t xml:space="preserve"/>
-          </w:r>
-          <w:r>
-            <w:t xml:space="preserve">    • Darrow Blue Energy (US based)</w:t>
-          </w:r>
-          <w:r>
-            <w:t xml:space="preserve"/>
-            <w:br/>
-            <w:t xml:space="preserve"/>
-          </w:r>
-          <w:r>
-            <w:t xml:space="preserve">    • Maaden (Saudi Arabia)</w:t>
-          </w:r>
-          <w:r>
-            <w:t xml:space="preserve"/>
-            <w:br/>
-            <w:t xml:space="preserve"/>
-          </w:r>
-          <w:r>
-            <w:t xml:space="preserve">    • Generation of Intelligent PIDs in accordance with established company work instructions.</w:t>
-          </w:r>
-          <w:r>
-            <w:t xml:space="preserve"/>
-            <w:br/>
-            <w:t xml:space="preserve"/>
-          </w:r>
-          <w:r>
-            <w:t xml:space="preserve">    • Configure and customize templates, drawing settings, and symbols in Hexagon SPPID to suit specific project requirements and client needs.</w:t>
-          </w:r>
-          <w:r>
-            <w:t xml:space="preserve"/>
-            <w:br/>
-            <w:t xml:space="preserve"/>
-          </w:r>
-          <w:r>
-            <w:t xml:space="preserve">    • Supporting Admin activity on SPPID tool.</w:t>
-          </w:r>
-          <w:r>
-            <w:t xml:space="preserve"/>
-            <w:br/>
-            <w:t xml:space="preserve"/>
-          </w:r>
-          <w:r>
-            <w:t xml:space="preserve">    • Resolve inconsistencies found on PIDs.</w:t>
-          </w:r>
-          <w:r>
-            <w:t xml:space="preserve"/>
-            <w:br/>
-            <w:t xml:space="preserve"/>
-          </w:r>
-          <w:r>
-            <w:t xml:space="preserve">    • Hands-on experience on red markup works in PID.</w:t>
-          </w:r>
-          <w:r>
-            <w:t xml:space="preserve"/>
-            <w:br/>
-            <w:t xml:space="preserve"/>
-          </w:r>
-          <w:r>
-            <w:t xml:space="preserve">    • Check drawing and designs produced to maintain a high level of dimensional accuracy and consistency.</w:t>
-          </w:r>
-          <w:r>
-            <w:t xml:space="preserve"/>
-            <w:br/>
-            <w:t xml:space="preserve"/>
-          </w:r>
-          <w:r>
-            <w:t xml:space="preserve">    • Interact with team on a regular basis to troubleshoot and clarify PID issues.</w:t>
-          </w:r>
-          <w:r>
-            <w:t xml:space="preserve"/>
-            <w:br/>
-            <w:t xml:space="preserve"/>
-          </w:r>
-          <w:r>
-            <w:t xml:space="preserve">    • Deliver project reports that include mechanical equipment list, line list, instrument list, valve list, specialty items etc.</w:t>
-          </w:r>
-          <w:r>
-            <w:t xml:space="preserve"/>
-            <w:br/>
-            <w:t xml:space="preserve"/>
-          </w:r>
-          <w:r>
-            <w:t xml:space="preserve">    • Perform drawing revision, updating, global validation  DB check-ups.</w:t>
-          </w:r>
-          <w:r>
-            <w:t xml:space="preserve"/>
-            <w:br/>
-            <w:t xml:space="preserve"/>
-          </w:r>
-          <w:r>
-            <w:t xml:space="preserve"/>
-            <w:br/>
-            <w:t xml:space="preserve"/>
-          </w:r>
-          <w:r>
-            <w:rPr>
-              <w:b/>
-            </w:rPr>
-            <w:t xml:space="preserve">Year : 2021 - 2024</w:t>
-          </w:r>
-          <w:r>
-            <w:t xml:space="preserve"/>
-            <w:br/>
-            <w:t xml:space="preserve"/>
-          </w:r>
-          <w:r>
-            <w:rPr>
-              <w:b/>
-            </w:rPr>
-            <w:t xml:space="preserve">Company : LT TECHNOLOGY SERVICE</w:t>
-          </w:r>
-          <w:r>
-            <w:t xml:space="preserve"/>
-            <w:br/>
-            <w:t xml:space="preserve"/>
-          </w:r>
-          <w:r>
-            <w:rPr>
-              <w:b/>
-            </w:rPr>
-            <w:t xml:space="preserve">Position : Engineer</w:t>
-          </w:r>
-          <w:r>
-            <w:t xml:space="preserve"/>
-            <w:br/>
-            <w:t xml:space="preserve"/>
-          </w:r>
-          <w:r>
-            <w:t xml:space="preserve"/>
-            <w:br/>
-            <w:t xml:space="preserve"/>
-          </w:r>
-          <w:r>
-            <w:rPr>
-              <w:b/>
-            </w:rPr>
-            <w:t xml:space="preserve">Job Description:</w:t>
-          </w:r>
-          <w:r>
-            <w:t xml:space="preserve"/>
-            <w:br/>
-            <w:t xml:space="preserve"/>
-          </w:r>
-          <w:r>
-            <w:t xml:space="preserve">    • Admin and User of Smart Plant PID tool.</w:t>
-          </w:r>
-          <w:r>
-            <w:t xml:space="preserve"/>
-            <w:br/>
-            <w:t xml:space="preserve"/>
-          </w:r>
-          <w:r>
-            <w:t xml:space="preserve">    • Effective use of Admin tools like Catalog Manager, Data Dictionary Manager, Option and Rule Manager used in every project in initial stage during Basic Engineering.</w:t>
-          </w:r>
-          <w:r>
-            <w:t xml:space="preserve"/>
-            <w:br/>
-            <w:t xml:space="preserve"/>
-          </w:r>
-          <w:r>
-            <w:t xml:space="preserve">    • Creating customized symbols and labels in Catalog manager.</w:t>
-          </w:r>
-          <w:r>
-            <w:t xml:space="preserve"/>
-            <w:br/>
-            <w:t xml:space="preserve"/>
-          </w:r>
-          <w:r>
-            <w:t xml:space="preserve">    • Create new site  assign roles to users using Engineering Manager.</w:t>
-          </w:r>
-          <w:r>
-            <w:t xml:space="preserve"/>
-            <w:br/>
-            <w:t xml:space="preserve"/>
-          </w:r>
-          <w:r>
-            <w:t xml:space="preserve">    • Experience in drafting PID's, PFD's, using Smart Plant PID.</w:t>
-          </w:r>
-          <w:r>
-            <w:t xml:space="preserve"/>
-            <w:br/>
-            <w:t xml:space="preserve"/>
-          </w:r>
-          <w:r>
-            <w:t xml:space="preserve">    • Command over SPPID User interface (PID Drawing Manager), extensive handling of information in EDE using all possible combinations of filters and customized ones.</w:t>
-          </w:r>
-          <w:r>
-            <w:t xml:space="preserve"/>
-            <w:br/>
-            <w:t xml:space="preserve"/>
-          </w:r>
-          <w:r>
-            <w:t xml:space="preserve">    • Customization and generating reports of pipe line, equipment, and instrument list etc., as per project requirements.</w:t>
-          </w:r>
-          <w:r>
-            <w:t xml:space="preserve"/>
-            <w:br/>
-            <w:t xml:space="preserve"/>
-          </w:r>
-          <w:r>
-            <w:t xml:space="preserve">    • Creation  use of display sets to reduce manual check efforts.</w:t>
-          </w:r>
-          <w:r>
-            <w:t xml:space="preserve"/>
-            <w:br/>
-            <w:t xml:space="preserve"/>
-          </w:r>
-          <w:r>
-            <w:t xml:space="preserve">    • Drawing revision, updating and global validation.</w:t>
-          </w:r>
-          <w:r>
-            <w:t xml:space="preserve"/>
-            <w:br/>
-            <w:t xml:space="preserve"/>
-          </w:r>
-          <w:r>
-            <w:t xml:space="preserve">    • Hands-on experience on red markup works in PID.</w:t>
-          </w:r>
-          <w:r>
-            <w:t xml:space="preserve"/>
-            <w:br/>
-            <w:t xml:space="preserve"/>
-          </w:r>
-          <w:r>
-            <w:t xml:space="preserve"/>
-            <w:br/>
-            <w:t xml:space="preserve"/>
-          </w:r>
-          <w:r>
-            <w:rPr>
-              <w:b/>
-            </w:rPr>
-            <w:t xml:space="preserve">Year : 2019 - 2020</w:t>
-          </w:r>
-          <w:r>
-            <w:t xml:space="preserve"/>
-            <w:br/>
-            <w:t xml:space="preserve"/>
-          </w:r>
-          <w:r>
-            <w:rPr>
-              <w:b/>
-            </w:rPr>
-            <w:t xml:space="preserve">Company : Indian Oil Corporation Limited (IOCL)</w:t>
-          </w:r>
-          <w:r>
-            <w:t xml:space="preserve"/>
-            <w:br/>
-            <w:t xml:space="preserve"/>
-          </w:r>
-          <w:r>
-            <w:rPr>
-              <w:b/>
-            </w:rPr>
-            <w:t xml:space="preserve">Position : Apprentice Trainee</w:t>
-          </w:r>
-          <w:r>
-            <w:t xml:space="preserve"/>
-            <w:br/>
-            <w:t xml:space="preserve"/>
-          </w:r>
-          <w:r>
-            <w:t xml:space="preserve"/>
-            <w:br/>
-            <w:t xml:space="preserve"/>
-          </w:r>
-          <w:r>
-            <w:rPr>
-              <w:b/>
-            </w:rPr>
-            <w:t xml:space="preserve">Job Description:</w:t>
-          </w:r>
-          <w:r>
-            <w:t xml:space="preserve"/>
-            <w:br/>
-            <w:t xml:space="preserve"/>
-          </w:r>
-          <w:r>
-            <w:t xml:space="preserve">    • Worked in Operation and Maintenance Department.</w:t>
-          </w:r>
-          <w:r>
-            <w:t xml:space="preserve"/>
-            <w:br/>
-            <w:t xml:space="preserve"/>
-          </w:r>
-          <w:r>
-            <w:t xml:space="preserve">    • Pump house operation work tank line up to pump for product FO  LDO for tank loading.</w:t>
-          </w:r>
-          <w:r>
-            <w:t xml:space="preserve"/>
-            <w:br/>
-            <w:t xml:space="preserve"/>
-          </w:r>
-          <w:r>
-            <w:t xml:space="preserve">    • Control room work for daily tank status update  taking PLT from refinery.</w:t>
-          </w:r>
-          <w:r>
-            <w:t xml:space="preserve"/>
-            <w:br/>
-            <w:t xml:space="preserve"/>
-          </w:r>
-          <w:r>
-            <w:t xml:space="preserve">    • Daily sample testing of FO, LDO  prepare report based on density  temperature.</w:t>
-          </w:r>
-          <w:r>
-            <w:t xml:space="preserve"/>
-            <w:br/>
-            <w:t xml:space="preserve"/>
-          </w:r>
-          <w:r>
-            <w:t xml:space="preserve">    • Review tank GAD drawing.</w:t>
-          </w:r>
-          <w:r>
-            <w:t xml:space="preserve"/>
-            <w:br/>
-            <w:t xml:space="preserve"/>
-          </w:r>
-          <w:r>
-            <w:t xml:space="preserve">    • Prepare work permit and co-ordinate with contractors for external maintenance work.</w:t>
-          </w:r>
-          <w:r>
-            <w:t xml:space="preserve"/>
-            <w:br/>
-            <w:t xml:space="preserve"/>
-          </w:r>
-          <w:r>
-            <w:t xml:space="preserve">    • Participate in tank internal  external inspection work.</w:t>
-          </w:r>
-          <w:r>
-            <w:t xml:space="preserve"/>
-            <w:br/>
-            <w:t xml:space="preserve"/>
-          </w:r>
-        </w:t>
+      </w:pPr>
+      <w:r>
+        <w:t>Supporting Admin activity on SPPID tool.</w:t>
+      </w:r>
+    </w:p>
+    <w:p>
+      <w:pPr>
+        <w:pStyle w:val="ListParagraph"/>
+        <w:numPr>
+          <w:ilvl w:val="0"/>
+          <w:numId w:val="13"/>
+        </w:numPr>
+        <w:spacing w:after="0" w:line="240" w:lineRule="auto"/>
+        <w:rPr>
+          <w:rFonts w:ascii="Calibri" w:eastAsia="Times New Roman" w:hAnsi="Calibri" w:cs="Times New Roman"/>
+          <w:bCs/>
+          <w:lang w:val="en-GB"/>
+        </w:rPr>
+      </w:pPr>
+      <w:r>
+        <w:t>Resolve inconsistencies found on PIDs.</w:t>
+      </w:r>
+    </w:p>
+    <w:p>
+      <w:pPr>
+        <w:pStyle w:val="ListParagraph"/>
+        <w:numPr>
+          <w:ilvl w:val="0"/>
+          <w:numId w:val="13"/>
+        </w:numPr>
+        <w:spacing w:after="0" w:line="240" w:lineRule="auto"/>
+        <w:rPr>
+          <w:rFonts w:ascii="Calibri" w:eastAsia="Times New Roman" w:hAnsi="Calibri" w:cs="Times New Roman"/>
+          <w:bCs/>
+          <w:lang w:val="en-GB"/>
+        </w:rPr>
+      </w:pPr>
+      <w:r>
+        <w:t>Hands-on experience on red markup works in PID.</w:t>
+      </w:r>
+    </w:p>
+    <w:p>
+      <w:pPr>
+        <w:pStyle w:val="ListParagraph"/>
+        <w:numPr>
+          <w:ilvl w:val="0"/>
+          <w:numId w:val="13"/>
+        </w:numPr>
+        <w:spacing w:after="0" w:line="240" w:lineRule="auto"/>
+        <w:rPr>
+          <w:rFonts w:ascii="Calibri" w:eastAsia="Times New Roman" w:hAnsi="Calibri" w:cs="Times New Roman"/>
+          <w:bCs/>
+          <w:lang w:val="en-GB"/>
+        </w:rPr>
+      </w:pPr>
+      <w:r>
+        <w:t>Check drawing and designs produced to maintain a high level of dimensional accuracy and consistency.</w:t>
+      </w:r>
+    </w:p>
+    <w:p>
+      <w:pPr>
+        <w:pStyle w:val="ListParagraph"/>
+        <w:numPr>
+          <w:ilvl w:val="0"/>
+          <w:numId w:val="13"/>
+        </w:numPr>
+        <w:spacing w:after="0" w:line="240" w:lineRule="auto"/>
+        <w:rPr>
+          <w:rFonts w:ascii="Calibri" w:eastAsia="Times New Roman" w:hAnsi="Calibri" w:cs="Times New Roman"/>
+          <w:bCs/>
+          <w:lang w:val="en-GB"/>
+        </w:rPr>
+      </w:pPr>
+      <w:r>
+        <w:t>Interact with team on a regular basis to troubleshoot and clarify PID issues.</w:t>
+      </w:r>
+    </w:p>
+    <w:p>
+      <w:pPr>
+        <w:pStyle w:val="ListParagraph"/>
+        <w:numPr>
+          <w:ilvl w:val="0"/>
+          <w:numId w:val="13"/>
+        </w:numPr>
+        <w:spacing w:after="0" w:line="240" w:lineRule="auto"/>
+        <w:rPr>
+          <w:rFonts w:ascii="Calibri" w:eastAsia="Times New Roman" w:hAnsi="Calibri" w:cs="Times New Roman"/>
+          <w:bCs/>
+          <w:lang w:val="en-GB"/>
+        </w:rPr>
+      </w:pPr>
+      <w:r>
+        <w:t>Deliver project reports that include mechanical equipment list, line list, instrument list, valve list, specialty items etc.</w:t>
+      </w:r>
+    </w:p>
+    <w:p>
+      <w:pPr>
+        <w:pStyle w:val="ListParagraph"/>
+        <w:numPr>
+          <w:ilvl w:val="0"/>
+          <w:numId w:val="13"/>
+        </w:numPr>
+        <w:spacing w:after="0" w:line="240" w:lineRule="auto"/>
+        <w:rPr>
+          <w:rFonts w:ascii="Calibri" w:eastAsia="Times New Roman" w:hAnsi="Calibri" w:cs="Times New Roman"/>
+          <w:bCs/>
+          <w:lang w:val="en-GB"/>
+        </w:rPr>
+      </w:pPr>
+      <w:r>
+        <w:t xml:space="preserve">Perform drawing revision, updating, global </w:t>
+      </w:r>
+      <w:proofErr w:type="gramStart"/>
+      <w:r>
+        <w:t>validation  DB</w:t>
+      </w:r>
+      <w:proofErr w:type="gramEnd"/>
+      <w:r>
+        <w:t xml:space="preserve"> check-ups.</w:t>
+      </w:r>
+    </w:p>
+    <w:p>
+      <w:pPr>
+        <w:spacing w:after="0" w:line="240" w:lineRule="auto"/>
+        <w:rPr>
+          <w:rFonts w:ascii="Calibri" w:eastAsia="Times New Roman" w:hAnsi="Calibri" w:cs="Times New Roman"/>
+          <w:bCs/>
+          <w:lang w:val="en-GB"/>
+        </w:rPr>
+      </w:pPr>
+    </w:p>
+    <w:p>
+      <w:pPr>
+        <w:spacing w:after="0" w:line="240" w:lineRule="auto"/>
+      </w:pPr>
+      <w:proofErr w:type="gramStart"/>
+      <w:r>
+        <w:rPr>
+          <w:b/>
+        </w:rPr>
+        <w:t>Year :</w:t>
+      </w:r>
+      <w:proofErr w:type="gramEnd"/>
+      <w:r>
+        <w:rPr>
+          <w:b/>
+        </w:rPr>
+        <w:t xml:space="preserve"> 2024 - 2025</w:t>
+      </w:r>
+      <w:r>
+        <w:br/>
+      </w:r>
+      <w:proofErr w:type="gramStart"/>
+      <w:r>
+        <w:rPr>
+          <w:b/>
+        </w:rPr>
+        <w:t>Company :</w:t>
+      </w:r>
+      <w:proofErr w:type="gramEnd"/>
+      <w:r>
+        <w:rPr>
+          <w:b/>
+        </w:rPr>
+        <w:t xml:space="preserve"> Worley Services India Private Ltd.</w:t>
+      </w:r>
+      <w:r>
+        <w:br/>
+      </w:r>
+      <w:proofErr w:type="gramStart"/>
+      <w:r>
+        <w:rPr>
+          <w:b/>
+        </w:rPr>
+        <w:t>Position :</w:t>
+      </w:r>
+      <w:proofErr w:type="gramEnd"/>
+      <w:r>
+        <w:rPr>
+          <w:b/>
+        </w:rPr>
+        <w:t xml:space="preserve"> Process Designer</w:t>
+      </w:r>
+      <w:r>
+        <w:br/>
+      </w:r>
+      <w:r>
+        <w:br/>
+      </w:r>
+      <w:r>
+        <w:rPr>
+          <w:b/>
+        </w:rPr>
+        <w:t>Job Description:</w:t>
+      </w:r>
+      <w:r>
+        <w:t xml:space="preserve"> </w:t>
+      </w:r>
+    </w:p>
+    <w:p>
+      <w:pPr>
+        <w:pStyle w:val="ListParagraph"/>
+        <w:numPr>
+          <w:ilvl w:val="0"/>
+          <w:numId w:val="14"/>
+        </w:numPr>
+        <w:spacing w:after="0" w:line="240" w:lineRule="auto"/>
+      </w:pPr>
+      <w:r>
+        <w:t>Darrow Blue Energy (US based)</w:t>
+      </w:r>
+    </w:p>
+    <w:p>
+      <w:pPr>
+        <w:pStyle w:val="ListParagraph"/>
+        <w:numPr>
+          <w:ilvl w:val="0"/>
+          <w:numId w:val="14"/>
+        </w:numPr>
+        <w:spacing w:after="0" w:line="240" w:lineRule="auto"/>
+      </w:pPr>
+      <w:r>
+        <w:t>Maaden (Saudi Arabia)</w:t>
+      </w:r>
+    </w:p>
+    <w:p>
+      <w:pPr>
+        <w:pStyle w:val="ListParagraph"/>
+        <w:numPr>
+          <w:ilvl w:val="0"/>
+          <w:numId w:val="14"/>
+        </w:numPr>
+        <w:spacing w:after="0" w:line="240" w:lineRule="auto"/>
+      </w:pPr>
+      <w:r>
+        <w:t>Generation of Intelligent PIDs in accordance with established company work instructions.</w:t>
+      </w:r>
+    </w:p>
+    <w:p>
+      <w:pPr>
+        <w:pStyle w:val="ListParagraph"/>
+        <w:numPr>
+          <w:ilvl w:val="0"/>
+          <w:numId w:val="14"/>
+        </w:numPr>
+        <w:spacing w:after="0" w:line="240" w:lineRule="auto"/>
+      </w:pPr>
+      <w:r>
+        <w:t>Configure and customize templates, drawing settings, and symbols in Hexagon SPPID to suit specific project requirements and client needs.</w:t>
+      </w:r>
+    </w:p>
+    <w:p>
+      <w:pPr>
+        <w:pStyle w:val="ListParagraph"/>
+        <w:numPr>
+          <w:ilvl w:val="0"/>
+          <w:numId w:val="14"/>
+        </w:numPr>
+        <w:spacing w:after="0" w:line="240" w:lineRule="auto"/>
+      </w:pPr>
+      <w:r>
+        <w:t>Supporting Admin activity on SPPID tool.</w:t>
+      </w:r>
+    </w:p>
+    <w:p>
+      <w:pPr>
+        <w:pStyle w:val="ListParagraph"/>
+        <w:numPr>
+          <w:ilvl w:val="0"/>
+          <w:numId w:val="14"/>
+        </w:numPr>
+        <w:spacing w:after="0" w:line="240" w:lineRule="auto"/>
+      </w:pPr>
+      <w:r>
+        <w:t>Resolve inconsistencies found on PIDs.</w:t>
+      </w:r>
+    </w:p>
+    <w:p>
+      <w:pPr>
+        <w:pStyle w:val="ListParagraph"/>
+        <w:numPr>
+          <w:ilvl w:val="0"/>
+          <w:numId w:val="14"/>
+        </w:numPr>
+        <w:spacing w:after="0" w:line="240" w:lineRule="auto"/>
+      </w:pPr>
+      <w:r>
+        <w:t>Hands-on experience on red markup works in PID.</w:t>
+      </w:r>
+    </w:p>
+    <w:p>
+      <w:pPr>
+        <w:pStyle w:val="ListParagraph"/>
+        <w:numPr>
+          <w:ilvl w:val="0"/>
+          <w:numId w:val="14"/>
+        </w:numPr>
+        <w:spacing w:after="0" w:line="240" w:lineRule="auto"/>
+      </w:pPr>
+      <w:r>
+        <w:t>Check drawing and designs produced to maintain a high level of dimensional accuracy and consistency.</w:t>
+      </w:r>
+    </w:p>
+    <w:p>
+      <w:pPr>
+        <w:pStyle w:val="ListParagraph"/>
+        <w:numPr>
+          <w:ilvl w:val="0"/>
+          <w:numId w:val="14"/>
+        </w:numPr>
+        <w:spacing w:after="0" w:line="240" w:lineRule="auto"/>
+      </w:pPr>
+      <w:r>
+        <w:t>Interact with team on a regular basis to troubleshoot and clarify PID issues.</w:t>
+      </w:r>
+    </w:p>
+    <w:p>
+      <w:pPr>
+        <w:pStyle w:val="ListParagraph"/>
+        <w:numPr>
+          <w:ilvl w:val="0"/>
+          <w:numId w:val="14"/>
+        </w:numPr>
+        <w:spacing w:after="0" w:line="240" w:lineRule="auto"/>
+      </w:pPr>
+      <w:r>
+        <w:t>Deliver project reports that include mechanical equipment list, line list, instrument list, valve list, specialty items etc.</w:t>
+      </w:r>
+    </w:p>
+    <w:p>
+      <w:pPr>
+        <w:pStyle w:val="ListParagraph"/>
+        <w:numPr>
+          <w:ilvl w:val="0"/>
+          <w:numId w:val="14"/>
+        </w:numPr>
+        <w:spacing w:after="0" w:line="240" w:lineRule="auto"/>
+      </w:pPr>
+      <w:r>
+        <w:t xml:space="preserve">Perform drawing revision, updating, global </w:t>
+      </w:r>
+      <w:proofErr w:type="gramStart"/>
+      <w:r>
+        <w:t>validation  DB</w:t>
+      </w:r>
+      <w:proofErr w:type="gramEnd"/>
+      <w:r>
+        <w:t xml:space="preserve"> check-ups.</w:t>
+      </w:r>
+    </w:p>
+    <w:p>
+      <w:pPr>
+        <w:spacing w:after="0" w:line="240" w:lineRule="auto"/>
+        <w:rPr>
+          <w:b/>
+        </w:rPr>
+      </w:pPr>
+    </w:p>
+    <w:p>
+      <w:pPr>
+        <w:spacing w:after="0" w:line="240" w:lineRule="auto"/>
+        <w:rPr>
+          <w:b/>
+        </w:rPr>
+      </w:pPr>
+    </w:p>
+    <w:p>
+      <w:pPr>
+        <w:spacing w:after="0" w:line="240" w:lineRule="auto"/>
+        <w:rPr>
+          <w:b/>
+        </w:rPr>
+      </w:pPr>
+    </w:p>
+    <w:p>
+      <w:pPr>
+        <w:spacing w:after="0" w:line="240" w:lineRule="auto"/>
+        <w:rPr>
+          <w:b/>
+        </w:rPr>
+      </w:pPr>
+    </w:p>
+    <w:p>
+      <w:pPr>
+        <w:spacing w:after="0" w:line="240" w:lineRule="auto"/>
+        <w:rPr>
+          <w:b/>
+        </w:rPr>
+      </w:pPr>
+    </w:p>
+    <w:p>
+      <w:pPr>
+        <w:spacing w:after="0" w:line="240" w:lineRule="auto"/>
+      </w:pPr>
+      <w:proofErr w:type="gramStart"/>
+      <w:r>
+        <w:rPr>
+          <w:b/>
+        </w:rPr>
+        <w:lastRenderedPageBreak/>
+        <w:t>Year :</w:t>
+      </w:r>
+      <w:proofErr w:type="gramEnd"/>
+      <w:r>
+        <w:rPr>
+          <w:b/>
+        </w:rPr>
+        <w:t xml:space="preserve"> 2021 - 2024</w:t>
+      </w:r>
+      <w:r>
+        <w:br/>
+      </w:r>
+      <w:proofErr w:type="gramStart"/>
+      <w:r>
+        <w:rPr>
+          <w:b/>
+        </w:rPr>
+        <w:t>Company :</w:t>
+      </w:r>
+      <w:proofErr w:type="gramEnd"/>
+      <w:r>
+        <w:rPr>
+          <w:b/>
+        </w:rPr>
+        <w:t xml:space="preserve"> LT TECHNOLOGY SERVICE</w:t>
+      </w:r>
+      <w:r>
+        <w:br/>
+      </w:r>
+      <w:proofErr w:type="gramStart"/>
+      <w:r>
+        <w:rPr>
+          <w:b/>
+        </w:rPr>
+        <w:t>Position :</w:t>
+      </w:r>
+      <w:proofErr w:type="gramEnd"/>
+      <w:r>
+        <w:rPr>
+          <w:b/>
+        </w:rPr>
+        <w:t xml:space="preserve"> Engineer</w:t>
+      </w:r>
+      <w:r>
+        <w:br/>
+      </w:r>
+      <w:r>
+        <w:br/>
+      </w:r>
+      <w:r>
+        <w:rPr>
+          <w:b/>
+        </w:rPr>
+        <w:t>Job Description:</w:t>
+      </w:r>
+    </w:p>
+    <w:p>
+      <w:pPr>
+        <w:pStyle w:val="ListParagraph"/>
+        <w:numPr>
+          <w:ilvl w:val="0"/>
+          <w:numId w:val="15"/>
+        </w:numPr>
+        <w:spacing w:after="0" w:line="240" w:lineRule="auto"/>
+      </w:pPr>
+      <w:r>
+        <w:t>Admin and User of Smart Plant PID tool.</w:t>
+      </w:r>
+    </w:p>
+    <w:p>
+      <w:pPr>
+        <w:pStyle w:val="ListParagraph"/>
+        <w:numPr>
+          <w:ilvl w:val="0"/>
+          <w:numId w:val="15"/>
+        </w:numPr>
+        <w:spacing w:after="0" w:line="240" w:lineRule="auto"/>
+      </w:pPr>
+      <w:r>
+        <w:t>Effective use of Admin tools like Catalog Manager, Data Dictionary Manager, Option and Rule Manager used in every project in initial stage during Basic Engineering.</w:t>
+      </w:r>
+    </w:p>
+    <w:p>
+      <w:pPr>
+        <w:pStyle w:val="ListParagraph"/>
+        <w:numPr>
+          <w:ilvl w:val="0"/>
+          <w:numId w:val="15"/>
+        </w:numPr>
+        <w:spacing w:after="0" w:line="240" w:lineRule="auto"/>
+      </w:pPr>
+      <w:r>
+        <w:t>Creating customized symbols and labels in Catalog manager.</w:t>
+      </w:r>
+    </w:p>
+    <w:p>
+      <w:pPr>
+        <w:pStyle w:val="ListParagraph"/>
+        <w:numPr>
+          <w:ilvl w:val="0"/>
+          <w:numId w:val="15"/>
+        </w:numPr>
+        <w:spacing w:after="0" w:line="240" w:lineRule="auto"/>
+      </w:pPr>
+      <w:r>
+        <w:t xml:space="preserve">Create new </w:t>
+      </w:r>
+      <w:proofErr w:type="gramStart"/>
+      <w:r>
+        <w:t>site  assign</w:t>
+      </w:r>
+      <w:proofErr w:type="gramEnd"/>
+      <w:r>
+        <w:t xml:space="preserve"> roles to users using Engineering Manager.</w:t>
+      </w:r>
+    </w:p>
+    <w:p>
+      <w:pPr>
+        <w:pStyle w:val="ListParagraph"/>
+        <w:numPr>
+          <w:ilvl w:val="0"/>
+          <w:numId w:val="15"/>
+        </w:numPr>
+        <w:spacing w:after="0" w:line="240" w:lineRule="auto"/>
+      </w:pPr>
+      <w:r>
+        <w:t>Experience in drafting PID's, PFD's, using Smart Plant PID.</w:t>
+      </w:r>
+    </w:p>
+    <w:p>
+      <w:pPr>
+        <w:pStyle w:val="ListParagraph"/>
+        <w:numPr>
+          <w:ilvl w:val="0"/>
+          <w:numId w:val="15"/>
+        </w:numPr>
+        <w:spacing w:after="0" w:line="240" w:lineRule="auto"/>
+      </w:pPr>
+      <w:r>
+        <w:t>Command over SPPID User interface (PID Drawing Manager), extensive handling of information in EDE using all possible combinations of filters and customized ones.</w:t>
+      </w:r>
+    </w:p>
+    <w:p>
+      <w:pPr>
+        <w:pStyle w:val="ListParagraph"/>
+        <w:numPr>
+          <w:ilvl w:val="0"/>
+          <w:numId w:val="15"/>
+        </w:numPr>
+        <w:spacing w:after="0" w:line="240" w:lineRule="auto"/>
+      </w:pPr>
+      <w:r>
+        <w:t>Customization and generating reports of pipe line, equipment, and instrument list etc., as per project requirements.</w:t>
+      </w:r>
+    </w:p>
+    <w:p>
+      <w:pPr>
+        <w:pStyle w:val="ListParagraph"/>
+        <w:numPr>
+          <w:ilvl w:val="0"/>
+          <w:numId w:val="15"/>
+        </w:numPr>
+        <w:spacing w:after="0" w:line="240" w:lineRule="auto"/>
+      </w:pPr>
+      <w:proofErr w:type="gramStart"/>
+      <w:r>
+        <w:t>Creation  use</w:t>
+      </w:r>
+      <w:proofErr w:type="gramEnd"/>
+      <w:r>
+        <w:t xml:space="preserve"> of display sets to reduce manual check efforts.</w:t>
+      </w:r>
+    </w:p>
+    <w:p>
+      <w:pPr>
+        <w:pStyle w:val="ListParagraph"/>
+        <w:numPr>
+          <w:ilvl w:val="0"/>
+          <w:numId w:val="15"/>
+        </w:numPr>
+        <w:spacing w:after="0" w:line="240" w:lineRule="auto"/>
+      </w:pPr>
+      <w:r>
+        <w:t>Drawing revision, updating and global validation.</w:t>
+      </w:r>
+    </w:p>
+    <w:p>
+      <w:pPr>
+        <w:pStyle w:val="ListParagraph"/>
+        <w:numPr>
+          <w:ilvl w:val="0"/>
+          <w:numId w:val="15"/>
+        </w:numPr>
+        <w:spacing w:after="0" w:line="240" w:lineRule="auto"/>
+      </w:pPr>
+      <w:r>
+        <w:t>Hands-on experience on red markup works in PID.</w:t>
+      </w:r>
+      <w:r>
+        <w:br/>
+      </w:r>
+      <w:r>
+        <w:br/>
+      </w:r>
+      <w:r>
+        <w:rPr>
+          <w:b/>
+        </w:rPr>
+        <w:t>Year : 2019 - 2020</w:t>
+      </w:r>
+      <w:r>
+        <w:br/>
+      </w:r>
+      <w:r>
+        <w:rPr>
+          <w:b/>
+        </w:rPr>
+        <w:t>Company : Indian Oil Corporation Limited (IOCL)</w:t>
+      </w:r>
+      <w:r>
+        <w:br/>
+      </w:r>
+      <w:r>
+        <w:rPr>
+          <w:b/>
+        </w:rPr>
+        <w:t>Position : Apprentice Trainee</w:t>
+      </w:r>
+      <w:r>
+        <w:br/>
+      </w:r>
+      <w:r>
+        <w:br/>
+      </w:r>
+      <w:r>
+        <w:rPr>
+          <w:b/>
+        </w:rPr>
+        <w:t>Job Description:</w:t>
+      </w:r>
+      <w:r>
+        <w:br/>
+        <w:t xml:space="preserve">    • Worked in Operation and Maintenance Department.</w:t>
+      </w:r>
+      <w:r>
+        <w:br/>
+        <w:t xml:space="preserve">    • Pump house operation work tank line up to pump for product FO  LDO for tank loading.</w:t>
+      </w:r>
+      <w:r>
+        <w:br/>
+        <w:t xml:space="preserve">    • Control room work for daily tank status update  taking PLT from refinery.</w:t>
+      </w:r>
+      <w:r>
+        <w:br/>
+        <w:t xml:space="preserve">    • Daily sample testing of FO, LDO  prepare report based on density  temperature.</w:t>
+      </w:r>
+      <w:r>
+        <w:br/>
+        <w:t xml:space="preserve">    • Review tank GAD drawing.</w:t>
+      </w:r>
+      <w:r>
+        <w:br/>
+        <w:t xml:space="preserve">    • Prepare work permit and co-ordinate with contractors for external maintenance work.</w:t>
+      </w:r>
+      <w:r>
+        <w:br/>
+        <w:t xml:space="preserve">    • Participate in tank internal  external inspection work.</w:t>
+      </w:r>
+      <w:r>
+        <w:br/>
       </w:r>
       <w:r>
         <w:rPr>
@@ -2196,16 +2395,6 @@
           <w:lang w:val="en-GB"/>
         </w:rPr>
       </w:pPr>
-      <w:r>
-        <w:rPr>
-          <w:rFonts w:ascii="Calibri" w:eastAsia="Times New Roman" w:hAnsi="Calibri" w:cs="Times New Roman"/>
-          <w:bCs/>
-          <w:sz w:val="20"/>
-          <w:szCs w:val="20"/>
-          <w:lang w:val="en-GB"/>
-        </w:rPr>
-        <w:t xml:space="preserve"/>
-      </w:r>
     </w:p>
     <w:p>
       <w:pPr>
@@ -2263,7 +2452,7 @@
           <w:lang w:val="en-GB"/>
         </w:rPr>
         <w:tab/>
-        <w:t xml:space="preserve">• Certified AWS Cloud Practitioner (Amazon Web Service)</w:t>
+        <w:t>• Certified AWS Cloud Practitioner (Amazon Web Service)</w:t>
       </w:r>
     </w:p>
     <w:p>
@@ -2291,6 +2480,7 @@
           <w:b/>
           <w:lang w:val="en-GB"/>
         </w:rPr>
+        <w:lastRenderedPageBreak/>
         <w:t>Computer Skills:</w:t>
       </w:r>
     </w:p>
@@ -2321,11 +2511,29 @@
           <w:szCs w:val="20"/>
           <w:lang w:val="en-GB"/>
         </w:rPr>
-        <w:t xml:space="preserve">• Smart Plant PID (User  Admin)</w:t>
+        <w:t>• Smart Plant PID (User  Admin)</w:t>
+      </w:r>
+      <w:r>
+        <w:rPr>
+          <w:rFonts w:ascii="Calibri" w:eastAsia="Times New Roman" w:hAnsi="Calibri" w:cs="Times New Roman"/>
+          <w:b/>
+          <w:sz w:val="20"/>
+          <w:szCs w:val="20"/>
+          <w:lang w:val="en-GB"/>
+        </w:rPr>
         <w:br/>
-        <w:t xml:space="preserve">• AutoCAD</w:t>
+        <w:t>• AutoCAD</w:t>
+      </w:r>
+      <w:r>
+        <w:rPr>
+          <w:rFonts w:ascii="Calibri" w:eastAsia="Times New Roman" w:hAnsi="Calibri" w:cs="Times New Roman"/>
+          <w:b/>
+          <w:sz w:val="20"/>
+          <w:szCs w:val="20"/>
+          <w:lang w:val="en-GB"/>
+        </w:rPr>
         <w:br/>
-        <w:t xml:space="preserve">• Solid-Works</w:t>
+        <w:t>• Solid-Works</w:t>
       </w:r>
     </w:p>
     <w:p>
@@ -2546,7 +2754,7 @@
         <w:szCs w:val="28"/>
         <w:lang w:val="en-GB"/>
       </w:rPr>
-      <w:t xml:space="preserve">YASH JAYESHKUMAR SHAH</w:t>
+      <w:t>YASH JAYESHKUMAR SHAH</w:t>
     </w:r>
   </w:p>
   <w:p>
@@ -3371,6 +3579,345 @@
       <w:rPr>
         <w:rFonts w:ascii="Wingdings" w:hAnsi="Wingdings" w:hint="default"/>
         <w:sz w:val="20"/>
+      </w:rPr>
+    </w:lvl>
+  </w:abstractNum>
+  <w:abstractNum w:abstractNumId="12" w15:restartNumberingAfterBreak="0">
+    <w:nsid w:val="316405AB"/>
+    <w:multiLevelType w:val="hybridMultilevel"/>
+    <w:tmpl w:val="55FE6DDE"/>
+    <w:lvl w:ilvl="0" w:tplc="44090001">
+      <w:start w:val="1"/>
+      <w:numFmt w:val="bullet"/>
+      <w:lvlText w:val=""/>
+      <w:lvlJc w:val="left"/>
+      <w:pPr>
+        <w:ind w:left="720" w:hanging="360"/>
+      </w:pPr>
+      <w:rPr>
+        <w:rFonts w:ascii="Symbol" w:hAnsi="Symbol" w:hint="default"/>
+      </w:rPr>
+    </w:lvl>
+    <w:lvl w:ilvl="1" w:tplc="44090003" w:tentative="1">
+      <w:start w:val="1"/>
+      <w:numFmt w:val="bullet"/>
+      <w:lvlText w:val="o"/>
+      <w:lvlJc w:val="left"/>
+      <w:pPr>
+        <w:ind w:left="1440" w:hanging="360"/>
+      </w:pPr>
+      <w:rPr>
+        <w:rFonts w:ascii="Courier New" w:hAnsi="Courier New" w:cs="Courier New" w:hint="default"/>
+      </w:rPr>
+    </w:lvl>
+    <w:lvl w:ilvl="2" w:tplc="44090005" w:tentative="1">
+      <w:start w:val="1"/>
+      <w:numFmt w:val="bullet"/>
+      <w:lvlText w:val=""/>
+      <w:lvlJc w:val="left"/>
+      <w:pPr>
+        <w:ind w:left="2160" w:hanging="360"/>
+      </w:pPr>
+      <w:rPr>
+        <w:rFonts w:ascii="Wingdings" w:hAnsi="Wingdings" w:hint="default"/>
+      </w:rPr>
+    </w:lvl>
+    <w:lvl w:ilvl="3" w:tplc="44090001" w:tentative="1">
+      <w:start w:val="1"/>
+      <w:numFmt w:val="bullet"/>
+      <w:lvlText w:val=""/>
+      <w:lvlJc w:val="left"/>
+      <w:pPr>
+        <w:ind w:left="2880" w:hanging="360"/>
+      </w:pPr>
+      <w:rPr>
+        <w:rFonts w:ascii="Symbol" w:hAnsi="Symbol" w:hint="default"/>
+      </w:rPr>
+    </w:lvl>
+    <w:lvl w:ilvl="4" w:tplc="44090003" w:tentative="1">
+      <w:start w:val="1"/>
+      <w:numFmt w:val="bullet"/>
+      <w:lvlText w:val="o"/>
+      <w:lvlJc w:val="left"/>
+      <w:pPr>
+        <w:ind w:left="3600" w:hanging="360"/>
+      </w:pPr>
+      <w:rPr>
+        <w:rFonts w:ascii="Courier New" w:hAnsi="Courier New" w:cs="Courier New" w:hint="default"/>
+      </w:rPr>
+    </w:lvl>
+    <w:lvl w:ilvl="5" w:tplc="44090005" w:tentative="1">
+      <w:start w:val="1"/>
+      <w:numFmt w:val="bullet"/>
+      <w:lvlText w:val=""/>
+      <w:lvlJc w:val="left"/>
+      <w:pPr>
+        <w:ind w:left="4320" w:hanging="360"/>
+      </w:pPr>
+      <w:rPr>
+        <w:rFonts w:ascii="Wingdings" w:hAnsi="Wingdings" w:hint="default"/>
+      </w:rPr>
+    </w:lvl>
+    <w:lvl w:ilvl="6" w:tplc="44090001" w:tentative="1">
+      <w:start w:val="1"/>
+      <w:numFmt w:val="bullet"/>
+      <w:lvlText w:val=""/>
+      <w:lvlJc w:val="left"/>
+      <w:pPr>
+        <w:ind w:left="5040" w:hanging="360"/>
+      </w:pPr>
+      <w:rPr>
+        <w:rFonts w:ascii="Symbol" w:hAnsi="Symbol" w:hint="default"/>
+      </w:rPr>
+    </w:lvl>
+    <w:lvl w:ilvl="7" w:tplc="44090003" w:tentative="1">
+      <w:start w:val="1"/>
+      <w:numFmt w:val="bullet"/>
+      <w:lvlText w:val="o"/>
+      <w:lvlJc w:val="left"/>
+      <w:pPr>
+        <w:ind w:left="5760" w:hanging="360"/>
+      </w:pPr>
+      <w:rPr>
+        <w:rFonts w:ascii="Courier New" w:hAnsi="Courier New" w:cs="Courier New" w:hint="default"/>
+      </w:rPr>
+    </w:lvl>
+    <w:lvl w:ilvl="8" w:tplc="44090005" w:tentative="1">
+      <w:start w:val="1"/>
+      <w:numFmt w:val="bullet"/>
+      <w:lvlText w:val=""/>
+      <w:lvlJc w:val="left"/>
+      <w:pPr>
+        <w:ind w:left="6480" w:hanging="360"/>
+      </w:pPr>
+      <w:rPr>
+        <w:rFonts w:ascii="Wingdings" w:hAnsi="Wingdings" w:hint="default"/>
+      </w:rPr>
+    </w:lvl>
+  </w:abstractNum>
+  <w:abstractNum w:abstractNumId="13" w15:restartNumberingAfterBreak="0">
+    <w:nsid w:val="4FEC450A"/>
+    <w:multiLevelType w:val="hybridMultilevel"/>
+    <w:tmpl w:val="A8204BCE"/>
+    <w:lvl w:ilvl="0" w:tplc="44090001">
+      <w:start w:val="1"/>
+      <w:numFmt w:val="bullet"/>
+      <w:lvlText w:val=""/>
+      <w:lvlJc w:val="left"/>
+      <w:pPr>
+        <w:ind w:left="720" w:hanging="360"/>
+      </w:pPr>
+      <w:rPr>
+        <w:rFonts w:ascii="Symbol" w:hAnsi="Symbol" w:hint="default"/>
+      </w:rPr>
+    </w:lvl>
+    <w:lvl w:ilvl="1" w:tplc="44090003" w:tentative="1">
+      <w:start w:val="1"/>
+      <w:numFmt w:val="bullet"/>
+      <w:lvlText w:val="o"/>
+      <w:lvlJc w:val="left"/>
+      <w:pPr>
+        <w:ind w:left="1440" w:hanging="360"/>
+      </w:pPr>
+      <w:rPr>
+        <w:rFonts w:ascii="Courier New" w:hAnsi="Courier New" w:cs="Courier New" w:hint="default"/>
+      </w:rPr>
+    </w:lvl>
+    <w:lvl w:ilvl="2" w:tplc="44090005" w:tentative="1">
+      <w:start w:val="1"/>
+      <w:numFmt w:val="bullet"/>
+      <w:lvlText w:val=""/>
+      <w:lvlJc w:val="left"/>
+      <w:pPr>
+        <w:ind w:left="2160" w:hanging="360"/>
+      </w:pPr>
+      <w:rPr>
+        <w:rFonts w:ascii="Wingdings" w:hAnsi="Wingdings" w:hint="default"/>
+      </w:rPr>
+    </w:lvl>
+    <w:lvl w:ilvl="3" w:tplc="44090001" w:tentative="1">
+      <w:start w:val="1"/>
+      <w:numFmt w:val="bullet"/>
+      <w:lvlText w:val=""/>
+      <w:lvlJc w:val="left"/>
+      <w:pPr>
+        <w:ind w:left="2880" w:hanging="360"/>
+      </w:pPr>
+      <w:rPr>
+        <w:rFonts w:ascii="Symbol" w:hAnsi="Symbol" w:hint="default"/>
+      </w:rPr>
+    </w:lvl>
+    <w:lvl w:ilvl="4" w:tplc="44090003" w:tentative="1">
+      <w:start w:val="1"/>
+      <w:numFmt w:val="bullet"/>
+      <w:lvlText w:val="o"/>
+      <w:lvlJc w:val="left"/>
+      <w:pPr>
+        <w:ind w:left="3600" w:hanging="360"/>
+      </w:pPr>
+      <w:rPr>
+        <w:rFonts w:ascii="Courier New" w:hAnsi="Courier New" w:cs="Courier New" w:hint="default"/>
+      </w:rPr>
+    </w:lvl>
+    <w:lvl w:ilvl="5" w:tplc="44090005" w:tentative="1">
+      <w:start w:val="1"/>
+      <w:numFmt w:val="bullet"/>
+      <w:lvlText w:val=""/>
+      <w:lvlJc w:val="left"/>
+      <w:pPr>
+        <w:ind w:left="4320" w:hanging="360"/>
+      </w:pPr>
+      <w:rPr>
+        <w:rFonts w:ascii="Wingdings" w:hAnsi="Wingdings" w:hint="default"/>
+      </w:rPr>
+    </w:lvl>
+    <w:lvl w:ilvl="6" w:tplc="44090001" w:tentative="1">
+      <w:start w:val="1"/>
+      <w:numFmt w:val="bullet"/>
+      <w:lvlText w:val=""/>
+      <w:lvlJc w:val="left"/>
+      <w:pPr>
+        <w:ind w:left="5040" w:hanging="360"/>
+      </w:pPr>
+      <w:rPr>
+        <w:rFonts w:ascii="Symbol" w:hAnsi="Symbol" w:hint="default"/>
+      </w:rPr>
+    </w:lvl>
+    <w:lvl w:ilvl="7" w:tplc="44090003" w:tentative="1">
+      <w:start w:val="1"/>
+      <w:numFmt w:val="bullet"/>
+      <w:lvlText w:val="o"/>
+      <w:lvlJc w:val="left"/>
+      <w:pPr>
+        <w:ind w:left="5760" w:hanging="360"/>
+      </w:pPr>
+      <w:rPr>
+        <w:rFonts w:ascii="Courier New" w:hAnsi="Courier New" w:cs="Courier New" w:hint="default"/>
+      </w:rPr>
+    </w:lvl>
+    <w:lvl w:ilvl="8" w:tplc="44090005" w:tentative="1">
+      <w:start w:val="1"/>
+      <w:numFmt w:val="bullet"/>
+      <w:lvlText w:val=""/>
+      <w:lvlJc w:val="left"/>
+      <w:pPr>
+        <w:ind w:left="6480" w:hanging="360"/>
+      </w:pPr>
+      <w:rPr>
+        <w:rFonts w:ascii="Wingdings" w:hAnsi="Wingdings" w:hint="default"/>
+      </w:rPr>
+    </w:lvl>
+  </w:abstractNum>
+  <w:abstractNum w:abstractNumId="14" w15:restartNumberingAfterBreak="0">
+    <w:nsid w:val="50F51D2D"/>
+    <w:multiLevelType w:val="hybridMultilevel"/>
+    <w:tmpl w:val="0062F5AE"/>
+    <w:lvl w:ilvl="0" w:tplc="44090001">
+      <w:start w:val="1"/>
+      <w:numFmt w:val="bullet"/>
+      <w:lvlText w:val=""/>
+      <w:lvlJc w:val="left"/>
+      <w:pPr>
+        <w:ind w:left="720" w:hanging="360"/>
+      </w:pPr>
+      <w:rPr>
+        <w:rFonts w:ascii="Symbol" w:hAnsi="Symbol" w:hint="default"/>
+      </w:rPr>
+    </w:lvl>
+    <w:lvl w:ilvl="1" w:tplc="44090003" w:tentative="1">
+      <w:start w:val="1"/>
+      <w:numFmt w:val="bullet"/>
+      <w:lvlText w:val="o"/>
+      <w:lvlJc w:val="left"/>
+      <w:pPr>
+        <w:ind w:left="1440" w:hanging="360"/>
+      </w:pPr>
+      <w:rPr>
+        <w:rFonts w:ascii="Courier New" w:hAnsi="Courier New" w:cs="Courier New" w:hint="default"/>
+      </w:rPr>
+    </w:lvl>
+    <w:lvl w:ilvl="2" w:tplc="44090005" w:tentative="1">
+      <w:start w:val="1"/>
+      <w:numFmt w:val="bullet"/>
+      <w:lvlText w:val=""/>
+      <w:lvlJc w:val="left"/>
+      <w:pPr>
+        <w:ind w:left="2160" w:hanging="360"/>
+      </w:pPr>
+      <w:rPr>
+        <w:rFonts w:ascii="Wingdings" w:hAnsi="Wingdings" w:hint="default"/>
+      </w:rPr>
+    </w:lvl>
+    <w:lvl w:ilvl="3" w:tplc="44090001" w:tentative="1">
+      <w:start w:val="1"/>
+      <w:numFmt w:val="bullet"/>
+      <w:lvlText w:val=""/>
+      <w:lvlJc w:val="left"/>
+      <w:pPr>
+        <w:ind w:left="2880" w:hanging="360"/>
+      </w:pPr>
+      <w:rPr>
+        <w:rFonts w:ascii="Symbol" w:hAnsi="Symbol" w:hint="default"/>
+      </w:rPr>
+    </w:lvl>
+    <w:lvl w:ilvl="4" w:tplc="44090003" w:tentative="1">
+      <w:start w:val="1"/>
+      <w:numFmt w:val="bullet"/>
+      <w:lvlText w:val="o"/>
+      <w:lvlJc w:val="left"/>
+      <w:pPr>
+        <w:ind w:left="3600" w:hanging="360"/>
+      </w:pPr>
+      <w:rPr>
+        <w:rFonts w:ascii="Courier New" w:hAnsi="Courier New" w:cs="Courier New" w:hint="default"/>
+      </w:rPr>
+    </w:lvl>
+    <w:lvl w:ilvl="5" w:tplc="44090005" w:tentative="1">
+      <w:start w:val="1"/>
+      <w:numFmt w:val="bullet"/>
+      <w:lvlText w:val=""/>
+      <w:lvlJc w:val="left"/>
+      <w:pPr>
+        <w:ind w:left="4320" w:hanging="360"/>
+      </w:pPr>
+      <w:rPr>
+        <w:rFonts w:ascii="Wingdings" w:hAnsi="Wingdings" w:hint="default"/>
+      </w:rPr>
+    </w:lvl>
+    <w:lvl w:ilvl="6" w:tplc="44090001" w:tentative="1">
+      <w:start w:val="1"/>
+      <w:numFmt w:val="bullet"/>
+      <w:lvlText w:val=""/>
+      <w:lvlJc w:val="left"/>
+      <w:pPr>
+        <w:ind w:left="5040" w:hanging="360"/>
+      </w:pPr>
+      <w:rPr>
+        <w:rFonts w:ascii="Symbol" w:hAnsi="Symbol" w:hint="default"/>
+      </w:rPr>
+    </w:lvl>
+    <w:lvl w:ilvl="7" w:tplc="44090003" w:tentative="1">
+      <w:start w:val="1"/>
+      <w:numFmt w:val="bullet"/>
+      <w:lvlText w:val="o"/>
+      <w:lvlJc w:val="left"/>
+      <w:pPr>
+        <w:ind w:left="5760" w:hanging="360"/>
+      </w:pPr>
+      <w:rPr>
+        <w:rFonts w:ascii="Courier New" w:hAnsi="Courier New" w:cs="Courier New" w:hint="default"/>
+      </w:rPr>
+    </w:lvl>
+    <w:lvl w:ilvl="8" w:tplc="44090005" w:tentative="1">
+      <w:start w:val="1"/>
+      <w:numFmt w:val="bullet"/>
+      <w:lvlText w:val=""/>
+      <w:lvlJc w:val="left"/>
+      <w:pPr>
+        <w:ind w:left="6480" w:hanging="360"/>
+      </w:pPr>
+      <w:rPr>
+        <w:rFonts w:ascii="Wingdings" w:hAnsi="Wingdings" w:hint="default"/>
       </w:rPr>
     </w:lvl>
   </w:abstractNum>
@@ -3409,6 +3956,15 @@
   </w:num>
   <w:num w:numId="12" w16cid:durableId="1167013043">
     <w:abstractNumId w:val="11"/>
+  </w:num>
+  <w:num w:numId="13" w16cid:durableId="864902017">
+    <w:abstractNumId w:val="12"/>
+  </w:num>
+  <w:num w:numId="14" w16cid:durableId="1970933819">
+    <w:abstractNumId w:val="13"/>
+  </w:num>
+  <w:num w:numId="15" w16cid:durableId="1680541554">
+    <w:abstractNumId w:val="14"/>
   </w:num>
 </w:numbering>
 </file>
